--- a/examples/clustering/doc/02-medoid-pam.docx
+++ b/examples/clustering/doc/02-medoid-pam.docx
@@ -34,6 +34,45 @@
       </w:pPr>
       <w:r>
         <w:rPr>
+          <w:rStyle w:val="FunctionTok"/>
+        </w:rPr>
+        <w:t xml:space="preserve">source</w:t>
+      </w:r>
+      <w:r>
+        <w:rPr>
+          <w:rStyle w:val="NormalTok"/>
+        </w:rPr>
+        <w:t xml:space="preserve">(</w:t>
+      </w:r>
+      <w:r>
+        <w:rPr>
+          <w:rStyle w:val="FunctionTok"/>
+        </w:rPr>
+        <w:t xml:space="preserve">url</w:t>
+      </w:r>
+      <w:r>
+        <w:rPr>
+          <w:rStyle w:val="NormalTok"/>
+        </w:rPr>
+        <w:t xml:space="preserve">(</w:t>
+      </w:r>
+      <w:r>
+        <w:rPr>
+          <w:rStyle w:val="StringTok"/>
+        </w:rPr>
+        <w:t xml:space="preserve">"https://raw.githubusercontent.com/cefet-rj-dal/daltoolbox/main/examples/seed.R"</w:t>
+      </w:r>
+      <w:r>
+        <w:rPr>
+          <w:rStyle w:val="NormalTok"/>
+        </w:rPr>
+        <w:t xml:space="preserve">))</w:t>
+      </w:r>
+      <w:r>
+        <w:br/>
+      </w:r>
+      <w:r>
+        <w:rPr>
           <w:rStyle w:val="CommentTok"/>
         </w:rPr>
         <w:t xml:space="preserve"># Clustering - pam</w:t>
@@ -207,6 +246,246 @@
         </w:rPr>
         <w:t xml:space="preserve">)</w:t>
       </w:r>
+      <w:r>
+        <w:br/>
+      </w:r>
+      <w:r>
+        <w:rPr>
+          <w:rStyle w:val="NormalTok"/>
+        </w:rPr>
+        <w:t xml:space="preserve">model</w:t>
+      </w:r>
+      <w:r>
+        <w:rPr>
+          <w:rStyle w:val="SpecialCharTok"/>
+        </w:rPr>
+        <w:t xml:space="preserve">$</w:t>
+      </w:r>
+      <w:r>
+        <w:rPr>
+          <w:rStyle w:val="NormalTok"/>
+        </w:rPr>
+        <w:t xml:space="preserve">eval_internal </w:t>
+      </w:r>
+      <w:r>
+        <w:rPr>
+          <w:rStyle w:val="OtherTok"/>
+        </w:rPr>
+        <w:t xml:space="preserve">&lt;-</w:t>
+      </w:r>
+      <w:r>
+        <w:rPr>
+          <w:rStyle w:val="NormalTok"/>
+        </w:rPr>
+        <w:t xml:space="preserve"> </w:t>
+      </w:r>
+      <w:r>
+        <w:rPr>
+          <w:rStyle w:val="FunctionTok"/>
+        </w:rPr>
+        <w:t xml:space="preserve">list</w:t>
+      </w:r>
+      <w:r>
+        <w:rPr>
+          <w:rStyle w:val="NormalTok"/>
+        </w:rPr>
+        <w:t xml:space="preserve">(</w:t>
+      </w:r>
+      <w:r>
+        <w:br/>
+      </w:r>
+      <w:r>
+        <w:rPr>
+          <w:rStyle w:val="NormalTok"/>
+        </w:rPr>
+        <w:t xml:space="preserve">  model</w:t>
+      </w:r>
+      <w:r>
+        <w:rPr>
+          <w:rStyle w:val="SpecialCharTok"/>
+        </w:rPr>
+        <w:t xml:space="preserve">$</w:t>
+      </w:r>
+      <w:r>
+        <w:rPr>
+          <w:rStyle w:val="NormalTok"/>
+        </w:rPr>
+        <w:t xml:space="preserve">clu_utils</w:t>
+      </w:r>
+      <w:r>
+        <w:rPr>
+          <w:rStyle w:val="SpecialCharTok"/>
+        </w:rPr>
+        <w:t xml:space="preserve">$</w:t>
+      </w:r>
+      <w:r>
+        <w:rPr>
+          <w:rStyle w:val="NormalTok"/>
+        </w:rPr>
+        <w:t xml:space="preserve">metric_silhouette,</w:t>
+      </w:r>
+      <w:r>
+        <w:br/>
+      </w:r>
+      <w:r>
+        <w:rPr>
+          <w:rStyle w:val="NormalTok"/>
+        </w:rPr>
+        <w:t xml:space="preserve">  model</w:t>
+      </w:r>
+      <w:r>
+        <w:rPr>
+          <w:rStyle w:val="SpecialCharTok"/>
+        </w:rPr>
+        <w:t xml:space="preserve">$</w:t>
+      </w:r>
+      <w:r>
+        <w:rPr>
+          <w:rStyle w:val="NormalTok"/>
+        </w:rPr>
+        <w:t xml:space="preserve">clu_utils</w:t>
+      </w:r>
+      <w:r>
+        <w:rPr>
+          <w:rStyle w:val="SpecialCharTok"/>
+        </w:rPr>
+        <w:t xml:space="preserve">$</w:t>
+      </w:r>
+      <w:r>
+        <w:rPr>
+          <w:rStyle w:val="NormalTok"/>
+        </w:rPr>
+        <w:t xml:space="preserve">metric_davies_bouldin</w:t>
+      </w:r>
+      <w:r>
+        <w:br/>
+      </w:r>
+      <w:r>
+        <w:rPr>
+          <w:rStyle w:val="NormalTok"/>
+        </w:rPr>
+        <w:t xml:space="preserve">)</w:t>
+      </w:r>
+      <w:r>
+        <w:br/>
+      </w:r>
+      <w:r>
+        <w:rPr>
+          <w:rStyle w:val="NormalTok"/>
+        </w:rPr>
+        <w:t xml:space="preserve">model</w:t>
+      </w:r>
+      <w:r>
+        <w:rPr>
+          <w:rStyle w:val="SpecialCharTok"/>
+        </w:rPr>
+        <w:t xml:space="preserve">$</w:t>
+      </w:r>
+      <w:r>
+        <w:rPr>
+          <w:rStyle w:val="NormalTok"/>
+        </w:rPr>
+        <w:t xml:space="preserve">eval_external </w:t>
+      </w:r>
+      <w:r>
+        <w:rPr>
+          <w:rStyle w:val="OtherTok"/>
+        </w:rPr>
+        <w:t xml:space="preserve">&lt;-</w:t>
+      </w:r>
+      <w:r>
+        <w:rPr>
+          <w:rStyle w:val="NormalTok"/>
+        </w:rPr>
+        <w:t xml:space="preserve"> </w:t>
+      </w:r>
+      <w:r>
+        <w:rPr>
+          <w:rStyle w:val="FunctionTok"/>
+        </w:rPr>
+        <w:t xml:space="preserve">list</w:t>
+      </w:r>
+      <w:r>
+        <w:rPr>
+          <w:rStyle w:val="NormalTok"/>
+        </w:rPr>
+        <w:t xml:space="preserve">(</w:t>
+      </w:r>
+      <w:r>
+        <w:br/>
+      </w:r>
+      <w:r>
+        <w:rPr>
+          <w:rStyle w:val="NormalTok"/>
+        </w:rPr>
+        <w:t xml:space="preserve">  model</w:t>
+      </w:r>
+      <w:r>
+        <w:rPr>
+          <w:rStyle w:val="SpecialCharTok"/>
+        </w:rPr>
+        <w:t xml:space="preserve">$</w:t>
+      </w:r>
+      <w:r>
+        <w:rPr>
+          <w:rStyle w:val="NormalTok"/>
+        </w:rPr>
+        <w:t xml:space="preserve">clu_utils</w:t>
+      </w:r>
+      <w:r>
+        <w:rPr>
+          <w:rStyle w:val="SpecialCharTok"/>
+        </w:rPr>
+        <w:t xml:space="preserve">$</w:t>
+      </w:r>
+      <w:r>
+        <w:rPr>
+          <w:rStyle w:val="NormalTok"/>
+        </w:rPr>
+        <w:t xml:space="preserve">metric_entropy,</w:t>
+      </w:r>
+      <w:r>
+        <w:br/>
+      </w:r>
+      <w:r>
+        <w:rPr>
+          <w:rStyle w:val="NormalTok"/>
+        </w:rPr>
+        <w:t xml:space="preserve">  model</w:t>
+      </w:r>
+      <w:r>
+        <w:rPr>
+          <w:rStyle w:val="SpecialCharTok"/>
+        </w:rPr>
+        <w:t xml:space="preserve">$</w:t>
+      </w:r>
+      <w:r>
+        <w:rPr>
+          <w:rStyle w:val="NormalTok"/>
+        </w:rPr>
+        <w:t xml:space="preserve">clu_utils</w:t>
+      </w:r>
+      <w:r>
+        <w:rPr>
+          <w:rStyle w:val="SpecialCharTok"/>
+        </w:rPr>
+        <w:t xml:space="preserve">$</w:t>
+      </w:r>
+      <w:r>
+        <w:rPr>
+          <w:rStyle w:val="NormalTok"/>
+        </w:rPr>
+        <w:t xml:space="preserve">metric_purity</w:t>
+      </w:r>
+      <w:r>
+        <w:br/>
+      </w:r>
+      <w:r>
+        <w:rPr>
+          <w:rStyle w:val="NormalTok"/>
+        </w:rPr>
+        <w:t xml:space="preserve">)</w:t>
+      </w:r>
     </w:p>
     <w:p>
       <w:pPr>
@@ -231,6 +510,21 @@
       </w:r>
       <w:r>
         <w:rPr>
+          <w:rStyle w:val="FunctionTok"/>
+        </w:rPr>
+        <w:t xml:space="preserve">set_example_seed</w:t>
+      </w:r>
+      <w:r>
+        <w:rPr>
+          <w:rStyle w:val="NormalTok"/>
+        </w:rPr>
+        <w:t xml:space="preserve">()</w:t>
+      </w:r>
+      <w:r>
+        <w:br/>
+      </w:r>
+      <w:r>
+        <w:rPr>
           <w:rStyle w:val="NormalTok"/>
         </w:rPr>
         <w:t xml:space="preserve">model </w:t>
@@ -390,19 +684,7 @@
         <w:pStyle w:val="FirstParagraph"/>
       </w:pPr>
       <w:r>
-        <w:t xml:space="preserve">External evaluation using</w:t>
-      </w:r>
-      <w:r>
-        <w:t xml:space="preserve"> </w:t>
-      </w:r>
-      <w:r>
-        <w:rPr>
-          <w:rStyle w:val="VerbatimChar"/>
-        </w:rPr>
-        <w:t xml:space="preserve">Species</w:t>
-      </w:r>
-      <w:r>
-        <w:t xml:space="preserve">.</w:t>
+        <w:t xml:space="preserve">Internal and external evaluation.</w:t>
       </w:r>
     </w:p>
     <w:p>
@@ -413,7 +695,7 @@
         <w:rPr>
           <w:rStyle w:val="CommentTok"/>
         </w:rPr>
-        <w:t xml:space="preserve"># evaluate model using external metric</w:t>
+        <w:t xml:space="preserve"># evaluate model using internal and external metrics</w:t>
       </w:r>
       <w:r>
         <w:br/>
@@ -587,6 +869,69 @@
           <w:rStyle w:val="VerbatimChar"/>
         </w:rPr>
         <w:t xml:space="preserve">## [1] 1.584963</w:t>
+      </w:r>
+      <w:r>
+        <w:br/>
+      </w:r>
+      <w:r>
+        <w:rPr>
+          <w:rStyle w:val="VerbatimChar"/>
+        </w:rPr>
+        <w:t xml:space="preserve">## </w:t>
+      </w:r>
+      <w:r>
+        <w:br/>
+      </w:r>
+      <w:r>
+        <w:rPr>
+          <w:rStyle w:val="VerbatimChar"/>
+        </w:rPr>
+        <w:t xml:space="preserve">## $metrics</w:t>
+      </w:r>
+      <w:r>
+        <w:br/>
+      </w:r>
+      <w:r>
+        <w:rPr>
+          <w:rStyle w:val="VerbatimChar"/>
+        </w:rPr>
+        <w:t xml:space="preserve">##           metric     value     goal     type</w:t>
+      </w:r>
+      <w:r>
+        <w:br/>
+      </w:r>
+      <w:r>
+        <w:rPr>
+          <w:rStyle w:val="VerbatimChar"/>
+        </w:rPr>
+        <w:t xml:space="preserve">## 1     silhouette 0.5528190 maximize internal</w:t>
+      </w:r>
+      <w:r>
+        <w:br/>
+      </w:r>
+      <w:r>
+        <w:rPr>
+          <w:rStyle w:val="VerbatimChar"/>
+        </w:rPr>
+        <w:t xml:space="preserve">## 2 davies_bouldin 0.6619715 minimize internal</w:t>
+      </w:r>
+      <w:r>
+        <w:br/>
+      </w:r>
+      <w:r>
+        <w:rPr>
+          <w:rStyle w:val="VerbatimChar"/>
+        </w:rPr>
+        <w:t xml:space="preserve">## 3        entropy 0.3938863 minimize external</w:t>
+      </w:r>
+      <w:r>
+        <w:br/>
+      </w:r>
+      <w:r>
+        <w:rPr>
+          <w:rStyle w:val="VerbatimChar"/>
+        </w:rPr>
+        <w:t xml:space="preserve">## 4         purity 0.8933333 maximize external</w:t>
       </w:r>
     </w:p>
     <w:p>
@@ -724,10 +1069,10 @@
   <w:docDefaults>
     <w:rPrDefault>
       <w:rPr>
-        <w:rFonts w:asciiTheme="minorHAnsi" w:cstheme="minorBidi" w:eastAsiaTheme="minorHAnsi" w:hAnsiTheme="minorHAnsi"/>
+        <w:rFonts w:asciiTheme="minorHAnsi" w:cstheme="minorBidi" w:eastAsiaTheme="minorEastAsia" w:hAnsiTheme="minorHAnsi"/>
         <w:sz w:val="24"/>
         <w:szCs w:val="24"/>
-        <w:lang w:bidi="ar-SA" w:eastAsia="en-US" w:val="en-US"/>
+        <w:lang w:bidi="ar-SA" w:eastAsia="zh-CN" w:val="en-US"/>
       </w:rPr>
     </w:rPrDefault>
     <w:pPrDefault>
@@ -1268,13 +1613,6 @@
       </w:tblCellMar>
     </w:tblPr>
     <w:tblStylePr w:type="firstRow">
-      <w:tblPr>
-        <w:jc w:val="left"/>
-        <w:tblInd w:type="dxa" w:w="0"/>
-      </w:tblPr>
-      <w:trPr>
-        <w:jc w:val="left"/>
-      </w:trPr>
       <w:tcPr>
         <w:tcBorders>
           <w:bottom w:val="single"/>

--- a/examples/clustering/doc/02-medoid-pam.docx
+++ b/examples/clustering/doc/02-medoid-pam.docx
@@ -25,164 +25,227 @@
         <w:t xml:space="preserve">cluster_pam</w:t>
       </w:r>
       <w:r>
-        <w:t xml:space="preserve">: Partitioning Around Medoids. Similar to k-means but uses medoids (real points) instead of centroids, making it more robust to outliers.</w:t>
+        <w:t xml:space="preserve">: Partitioning Around Medoids. Similar to k-means, but uses medoids instead of centroids.</w:t>
       </w:r>
     </w:p>
     <w:p>
       <w:pPr>
-        <w:pStyle w:val="SourceCode"/>
-      </w:pPr>
-      <w:r>
-        <w:rPr>
-          <w:rStyle w:val="FunctionTok"/>
-        </w:rPr>
-        <w:t xml:space="preserve">source</w:t>
-      </w:r>
-      <w:r>
-        <w:rPr>
-          <w:rStyle w:val="NormalTok"/>
-        </w:rPr>
-        <w:t xml:space="preserve">(</w:t>
-      </w:r>
-      <w:r>
-        <w:rPr>
-          <w:rStyle w:val="FunctionTok"/>
-        </w:rPr>
-        <w:t xml:space="preserve">url</w:t>
-      </w:r>
-      <w:r>
-        <w:rPr>
-          <w:rStyle w:val="NormalTok"/>
-        </w:rPr>
-        <w:t xml:space="preserve">(</w:t>
-      </w:r>
-      <w:r>
-        <w:rPr>
-          <w:rStyle w:val="StringTok"/>
-        </w:rPr>
-        <w:t xml:space="preserve">"https://raw.githubusercontent.com/cefet-rj-dal/daltoolbox/main/examples/seed.R"</w:t>
-      </w:r>
-      <w:r>
-        <w:rPr>
-          <w:rStyle w:val="NormalTok"/>
-        </w:rPr>
-        <w:t xml:space="preserve">))</w:t>
-      </w:r>
-      <w:r>
-        <w:br/>
-      </w:r>
-      <w:r>
-        <w:rPr>
-          <w:rStyle w:val="CommentTok"/>
-        </w:rPr>
-        <w:t xml:space="preserve"># Clustering - pam</w:t>
-      </w:r>
-      <w:r>
-        <w:br/>
-      </w:r>
-      <w:r>
-        <w:br/>
-      </w:r>
-      <w:r>
-        <w:rPr>
-          <w:rStyle w:val="CommentTok"/>
-        </w:rPr>
-        <w:t xml:space="preserve"># installation </w:t>
-      </w:r>
-      <w:r>
-        <w:br/>
-      </w:r>
-      <w:r>
-        <w:rPr>
-          <w:rStyle w:val="CommentTok"/>
-        </w:rPr>
-        <w:t xml:space="preserve">#install.packages("daltoolbox")</w:t>
-      </w:r>
-      <w:r>
-        <w:br/>
-      </w:r>
-      <w:r>
-        <w:br/>
-      </w:r>
-      <w:r>
-        <w:rPr>
-          <w:rStyle w:val="CommentTok"/>
-        </w:rPr>
-        <w:t xml:space="preserve"># loading DAL</w:t>
-      </w:r>
-      <w:r>
-        <w:br/>
-      </w:r>
-      <w:r>
-        <w:rPr>
-          <w:rStyle w:val="FunctionTok"/>
-        </w:rPr>
-        <w:t xml:space="preserve">library</w:t>
-      </w:r>
-      <w:r>
-        <w:rPr>
-          <w:rStyle w:val="NormalTok"/>
-        </w:rPr>
-        <w:t xml:space="preserve">(daltoolbox) </w:t>
+        <w:pStyle w:val="BodyText"/>
+      </w:pPr>
+      <w:r>
+        <w:t xml:space="preserve">Didactic goal: keep the same clustering line of experiment and change only the partitioning strategy.</w:t>
       </w:r>
     </w:p>
     <w:p>
       <w:pPr>
-        <w:pStyle w:val="FirstParagraph"/>
-      </w:pPr>
-      <w:r>
-        <w:t xml:space="preserve">Didactic goal: read this example as an unsupervised workflow. The emphasis is not on predicting a known label during training, but on understanding how the method groups the data and how preprocessing affects that grouping.</w:t>
+        <w:pStyle w:val="BodyText"/>
+      </w:pPr>
+      <w:r>
+        <w:t xml:space="preserve">Environment setup.</w:t>
       </w:r>
     </w:p>
     <w:p>
       <w:pPr>
-        <w:pStyle w:val="BodyText"/>
-      </w:pPr>
-      <w:r>
-        <w:t xml:space="preserve">Load data (</w:t>
-      </w:r>
-      <w:r>
-        <w:rPr>
-          <w:rStyle w:val="VerbatimChar"/>
-        </w:rPr>
-        <w:t xml:space="preserve">iris</w:t>
-      </w:r>
-      <w:r>
-        <w:t xml:space="preserve">).</w:t>
+        <w:pStyle w:val="SourceCode"/>
+      </w:pPr>
+      <w:r>
+        <w:rPr>
+          <w:rStyle w:val="FunctionTok"/>
+        </w:rPr>
+        <w:t xml:space="preserve">source</w:t>
+      </w:r>
+      <w:r>
+        <w:rPr>
+          <w:rStyle w:val="NormalTok"/>
+        </w:rPr>
+        <w:t xml:space="preserve">(</w:t>
+      </w:r>
+      <w:r>
+        <w:rPr>
+          <w:rStyle w:val="FunctionTok"/>
+        </w:rPr>
+        <w:t xml:space="preserve">url</w:t>
+      </w:r>
+      <w:r>
+        <w:rPr>
+          <w:rStyle w:val="NormalTok"/>
+        </w:rPr>
+        <w:t xml:space="preserve">(</w:t>
+      </w:r>
+      <w:r>
+        <w:rPr>
+          <w:rStyle w:val="StringTok"/>
+        </w:rPr>
+        <w:t xml:space="preserve">"https://raw.githubusercontent.com/cefet-rj-dal/daltoolbox/main/examples/seed.R"</w:t>
+      </w:r>
+      <w:r>
+        <w:rPr>
+          <w:rStyle w:val="NormalTok"/>
+        </w:rPr>
+        <w:t xml:space="preserve">))</w:t>
+      </w:r>
+      <w:r>
+        <w:br/>
+      </w:r>
+      <w:r>
+        <w:rPr>
+          <w:rStyle w:val="CommentTok"/>
+        </w:rPr>
+        <w:t xml:space="preserve"># install.packages("daltoolbox")</w:t>
+      </w:r>
+      <w:r>
+        <w:br/>
+      </w:r>
+      <w:r>
+        <w:br/>
+      </w:r>
+      <w:r>
+        <w:rPr>
+          <w:rStyle w:val="FunctionTok"/>
+        </w:rPr>
+        <w:t xml:space="preserve">library</w:t>
+      </w:r>
+      <w:r>
+        <w:rPr>
+          <w:rStyle w:val="NormalTok"/>
+        </w:rPr>
+        <w:t xml:space="preserve">(daltoolbox)</w:t>
       </w:r>
     </w:p>
     <w:p>
       <w:pPr>
-        <w:pStyle w:val="SourceCode"/>
-      </w:pPr>
-      <w:r>
-        <w:rPr>
-          <w:rStyle w:val="CommentTok"/>
-        </w:rPr>
-        <w:t xml:space="preserve"># loading dataset</w:t>
-      </w:r>
-      <w:r>
-        <w:br/>
-      </w:r>
-      <w:r>
-        <w:rPr>
-          <w:rStyle w:val="FunctionTok"/>
-        </w:rPr>
-        <w:t xml:space="preserve">data</w:t>
-      </w:r>
-      <w:r>
-        <w:rPr>
-          <w:rStyle w:val="NormalTok"/>
-        </w:rPr>
-        <w:t xml:space="preserve">(iris)</w:t>
+        <w:pStyle w:val="FirstParagraph"/>
+      </w:pPr>
+      <w:r>
+        <w:t xml:space="preserve">Load data and separate predictors from the reference labels used only for interpretation.</w:t>
       </w:r>
     </w:p>
     <w:p>
       <w:pPr>
-        <w:pStyle w:val="FirstParagraph"/>
-      </w:pPr>
-      <w:r>
-        <w:t xml:space="preserve">Configure PAM with k=3.</w:t>
+        <w:pStyle w:val="SourceCode"/>
+      </w:pPr>
+      <w:r>
+        <w:rPr>
+          <w:rStyle w:val="NormalTok"/>
+        </w:rPr>
+        <w:t xml:space="preserve">iris </w:t>
+      </w:r>
+      <w:r>
+        <w:rPr>
+          <w:rStyle w:val="OtherTok"/>
+        </w:rPr>
+        <w:t xml:space="preserve">&lt;-</w:t>
+      </w:r>
+      <w:r>
+        <w:rPr>
+          <w:rStyle w:val="NormalTok"/>
+        </w:rPr>
+        <w:t xml:space="preserve"> datasets</w:t>
+      </w:r>
+      <w:r>
+        <w:rPr>
+          <w:rStyle w:val="SpecialCharTok"/>
+        </w:rPr>
+        <w:t xml:space="preserve">::</w:t>
+      </w:r>
+      <w:r>
+        <w:rPr>
+          <w:rStyle w:val="NormalTok"/>
+        </w:rPr>
+        <w:t xml:space="preserve">iris</w:t>
+      </w:r>
+      <w:r>
+        <w:br/>
+      </w:r>
+      <w:r>
+        <w:rPr>
+          <w:rStyle w:val="NormalTok"/>
+        </w:rPr>
+        <w:t xml:space="preserve">x </w:t>
+      </w:r>
+      <w:r>
+        <w:rPr>
+          <w:rStyle w:val="OtherTok"/>
+        </w:rPr>
+        <w:t xml:space="preserve">&lt;-</w:t>
+      </w:r>
+      <w:r>
+        <w:rPr>
+          <w:rStyle w:val="NormalTok"/>
+        </w:rPr>
+        <w:t xml:space="preserve"> iris[, </w:t>
+      </w:r>
+      <w:r>
+        <w:rPr>
+          <w:rStyle w:val="DecValTok"/>
+        </w:rPr>
+        <w:t xml:space="preserve">1</w:t>
+      </w:r>
+      <w:r>
+        <w:rPr>
+          <w:rStyle w:val="SpecialCharTok"/>
+        </w:rPr>
+        <w:t xml:space="preserve">:</w:t>
+      </w:r>
+      <w:r>
+        <w:rPr>
+          <w:rStyle w:val="DecValTok"/>
+        </w:rPr>
+        <w:t xml:space="preserve">4</w:t>
+      </w:r>
+      <w:r>
+        <w:rPr>
+          <w:rStyle w:val="NormalTok"/>
+        </w:rPr>
+        <w:t xml:space="preserve">]</w:t>
+      </w:r>
+      <w:r>
+        <w:br/>
+      </w:r>
+      <w:r>
+        <w:rPr>
+          <w:rStyle w:val="NormalTok"/>
+        </w:rPr>
+        <w:t xml:space="preserve">ref </w:t>
+      </w:r>
+      <w:r>
+        <w:rPr>
+          <w:rStyle w:val="OtherTok"/>
+        </w:rPr>
+        <w:t xml:space="preserve">&lt;-</w:t>
+      </w:r>
+      <w:r>
+        <w:rPr>
+          <w:rStyle w:val="NormalTok"/>
+        </w:rPr>
+        <w:t xml:space="preserve"> iris</w:t>
+      </w:r>
+      <w:r>
+        <w:rPr>
+          <w:rStyle w:val="SpecialCharTok"/>
+        </w:rPr>
+        <w:t xml:space="preserve">$</w:t>
+      </w:r>
+      <w:r>
+        <w:rPr>
+          <w:rStyle w:val="NormalTok"/>
+        </w:rPr>
+        <w:t xml:space="preserve">Species</w:t>
+      </w:r>
+      <w:r>
+        <w:br/>
+      </w:r>
+      <w:r>
+        <w:rPr>
+          <w:rStyle w:val="FunctionTok"/>
+        </w:rPr>
+        <w:t xml:space="preserve">head</w:t>
+      </w:r>
+      <w:r>
+        <w:rPr>
+          <w:rStyle w:val="NormalTok"/>
+        </w:rPr>
+        <w:t xml:space="preserve">(x)</w:t>
       </w:r>
     </w:p>
     <w:p>
@@ -191,300 +254,63 @@
       </w:pPr>
       <w:r>
         <w:rPr>
-          <w:rStyle w:val="CommentTok"/>
-        </w:rPr>
-        <w:t xml:space="preserve"># clustering method configuration</w:t>
-      </w:r>
-      <w:r>
-        <w:br/>
-      </w:r>
-      <w:r>
-        <w:rPr>
-          <w:rStyle w:val="NormalTok"/>
-        </w:rPr>
-        <w:t xml:space="preserve">model </w:t>
-      </w:r>
-      <w:r>
-        <w:rPr>
-          <w:rStyle w:val="OtherTok"/>
-        </w:rPr>
-        <w:t xml:space="preserve">&lt;-</w:t>
-      </w:r>
-      <w:r>
-        <w:rPr>
-          <w:rStyle w:val="NormalTok"/>
-        </w:rPr>
-        <w:t xml:space="preserve"> </w:t>
-      </w:r>
-      <w:r>
-        <w:rPr>
-          <w:rStyle w:val="FunctionTok"/>
-        </w:rPr>
-        <w:t xml:space="preserve">cluster_pam</w:t>
-      </w:r>
-      <w:r>
-        <w:rPr>
-          <w:rStyle w:val="NormalTok"/>
-        </w:rPr>
-        <w:t xml:space="preserve">(</w:t>
-      </w:r>
-      <w:r>
-        <w:rPr>
-          <w:rStyle w:val="AttributeTok"/>
-        </w:rPr>
-        <w:t xml:space="preserve">k=</w:t>
-      </w:r>
-      <w:r>
-        <w:rPr>
-          <w:rStyle w:val="DecValTok"/>
-        </w:rPr>
-        <w:t xml:space="preserve">3</w:t>
-      </w:r>
-      <w:r>
-        <w:rPr>
-          <w:rStyle w:val="NormalTok"/>
-        </w:rPr>
-        <w:t xml:space="preserve">)</w:t>
-      </w:r>
-      <w:r>
-        <w:br/>
-      </w:r>
-      <w:r>
-        <w:rPr>
-          <w:rStyle w:val="NormalTok"/>
-        </w:rPr>
-        <w:t xml:space="preserve">model</w:t>
-      </w:r>
-      <w:r>
-        <w:rPr>
-          <w:rStyle w:val="SpecialCharTok"/>
-        </w:rPr>
-        <w:t xml:space="preserve">$</w:t>
-      </w:r>
-      <w:r>
-        <w:rPr>
-          <w:rStyle w:val="NormalTok"/>
-        </w:rPr>
-        <w:t xml:space="preserve">eval_internal </w:t>
-      </w:r>
-      <w:r>
-        <w:rPr>
-          <w:rStyle w:val="OtherTok"/>
-        </w:rPr>
-        <w:t xml:space="preserve">&lt;-</w:t>
-      </w:r>
-      <w:r>
-        <w:rPr>
-          <w:rStyle w:val="NormalTok"/>
-        </w:rPr>
-        <w:t xml:space="preserve"> </w:t>
-      </w:r>
-      <w:r>
-        <w:rPr>
-          <w:rStyle w:val="FunctionTok"/>
-        </w:rPr>
-        <w:t xml:space="preserve">list</w:t>
-      </w:r>
-      <w:r>
-        <w:rPr>
-          <w:rStyle w:val="NormalTok"/>
-        </w:rPr>
-        <w:t xml:space="preserve">(</w:t>
-      </w:r>
-      <w:r>
-        <w:br/>
-      </w:r>
-      <w:r>
-        <w:rPr>
-          <w:rStyle w:val="NormalTok"/>
-        </w:rPr>
-        <w:t xml:space="preserve">  model</w:t>
-      </w:r>
-      <w:r>
-        <w:rPr>
-          <w:rStyle w:val="SpecialCharTok"/>
-        </w:rPr>
-        <w:t xml:space="preserve">$</w:t>
-      </w:r>
-      <w:r>
-        <w:rPr>
-          <w:rStyle w:val="NormalTok"/>
-        </w:rPr>
-        <w:t xml:space="preserve">clu_utils</w:t>
-      </w:r>
-      <w:r>
-        <w:rPr>
-          <w:rStyle w:val="SpecialCharTok"/>
-        </w:rPr>
-        <w:t xml:space="preserve">$</w:t>
-      </w:r>
-      <w:r>
-        <w:rPr>
-          <w:rStyle w:val="NormalTok"/>
-        </w:rPr>
-        <w:t xml:space="preserve">metric_silhouette,</w:t>
-      </w:r>
-      <w:r>
-        <w:br/>
-      </w:r>
-      <w:r>
-        <w:rPr>
-          <w:rStyle w:val="NormalTok"/>
-        </w:rPr>
-        <w:t xml:space="preserve">  model</w:t>
-      </w:r>
-      <w:r>
-        <w:rPr>
-          <w:rStyle w:val="SpecialCharTok"/>
-        </w:rPr>
-        <w:t xml:space="preserve">$</w:t>
-      </w:r>
-      <w:r>
-        <w:rPr>
-          <w:rStyle w:val="NormalTok"/>
-        </w:rPr>
-        <w:t xml:space="preserve">clu_utils</w:t>
-      </w:r>
-      <w:r>
-        <w:rPr>
-          <w:rStyle w:val="SpecialCharTok"/>
-        </w:rPr>
-        <w:t xml:space="preserve">$</w:t>
-      </w:r>
-      <w:r>
-        <w:rPr>
-          <w:rStyle w:val="NormalTok"/>
-        </w:rPr>
-        <w:t xml:space="preserve">metric_davies_bouldin</w:t>
-      </w:r>
-      <w:r>
-        <w:br/>
-      </w:r>
-      <w:r>
-        <w:rPr>
-          <w:rStyle w:val="NormalTok"/>
-        </w:rPr>
-        <w:t xml:space="preserve">)</w:t>
-      </w:r>
-      <w:r>
-        <w:br/>
-      </w:r>
-      <w:r>
-        <w:rPr>
-          <w:rStyle w:val="NormalTok"/>
-        </w:rPr>
-        <w:t xml:space="preserve">model</w:t>
-      </w:r>
-      <w:r>
-        <w:rPr>
-          <w:rStyle w:val="SpecialCharTok"/>
-        </w:rPr>
-        <w:t xml:space="preserve">$</w:t>
-      </w:r>
-      <w:r>
-        <w:rPr>
-          <w:rStyle w:val="NormalTok"/>
-        </w:rPr>
-        <w:t xml:space="preserve">eval_external </w:t>
-      </w:r>
-      <w:r>
-        <w:rPr>
-          <w:rStyle w:val="OtherTok"/>
-        </w:rPr>
-        <w:t xml:space="preserve">&lt;-</w:t>
-      </w:r>
-      <w:r>
-        <w:rPr>
-          <w:rStyle w:val="NormalTok"/>
-        </w:rPr>
-        <w:t xml:space="preserve"> </w:t>
-      </w:r>
-      <w:r>
-        <w:rPr>
-          <w:rStyle w:val="FunctionTok"/>
-        </w:rPr>
-        <w:t xml:space="preserve">list</w:t>
-      </w:r>
-      <w:r>
-        <w:rPr>
-          <w:rStyle w:val="NormalTok"/>
-        </w:rPr>
-        <w:t xml:space="preserve">(</w:t>
-      </w:r>
-      <w:r>
-        <w:br/>
-      </w:r>
-      <w:r>
-        <w:rPr>
-          <w:rStyle w:val="NormalTok"/>
-        </w:rPr>
-        <w:t xml:space="preserve">  model</w:t>
-      </w:r>
-      <w:r>
-        <w:rPr>
-          <w:rStyle w:val="SpecialCharTok"/>
-        </w:rPr>
-        <w:t xml:space="preserve">$</w:t>
-      </w:r>
-      <w:r>
-        <w:rPr>
-          <w:rStyle w:val="NormalTok"/>
-        </w:rPr>
-        <w:t xml:space="preserve">clu_utils</w:t>
-      </w:r>
-      <w:r>
-        <w:rPr>
-          <w:rStyle w:val="SpecialCharTok"/>
-        </w:rPr>
-        <w:t xml:space="preserve">$</w:t>
-      </w:r>
-      <w:r>
-        <w:rPr>
-          <w:rStyle w:val="NormalTok"/>
-        </w:rPr>
-        <w:t xml:space="preserve">metric_entropy,</w:t>
-      </w:r>
-      <w:r>
-        <w:br/>
-      </w:r>
-      <w:r>
-        <w:rPr>
-          <w:rStyle w:val="NormalTok"/>
-        </w:rPr>
-        <w:t xml:space="preserve">  model</w:t>
-      </w:r>
-      <w:r>
-        <w:rPr>
-          <w:rStyle w:val="SpecialCharTok"/>
-        </w:rPr>
-        <w:t xml:space="preserve">$</w:t>
-      </w:r>
-      <w:r>
-        <w:rPr>
-          <w:rStyle w:val="NormalTok"/>
-        </w:rPr>
-        <w:t xml:space="preserve">clu_utils</w:t>
-      </w:r>
-      <w:r>
-        <w:rPr>
-          <w:rStyle w:val="SpecialCharTok"/>
-        </w:rPr>
-        <w:t xml:space="preserve">$</w:t>
-      </w:r>
-      <w:r>
-        <w:rPr>
-          <w:rStyle w:val="NormalTok"/>
-        </w:rPr>
-        <w:t xml:space="preserve">metric_purity</w:t>
-      </w:r>
-      <w:r>
-        <w:br/>
-      </w:r>
-      <w:r>
-        <w:rPr>
-          <w:rStyle w:val="NormalTok"/>
-        </w:rPr>
-        <w:t xml:space="preserve">)</w:t>
+          <w:rStyle w:val="VerbatimChar"/>
+        </w:rPr>
+        <w:t xml:space="preserve">##   Sepal.Length Sepal.Width Petal.Length Petal.Width</w:t>
+      </w:r>
+      <w:r>
+        <w:br/>
+      </w:r>
+      <w:r>
+        <w:rPr>
+          <w:rStyle w:val="VerbatimChar"/>
+        </w:rPr>
+        <w:t xml:space="preserve">## 1          5.1         3.5          1.4         0.2</w:t>
+      </w:r>
+      <w:r>
+        <w:br/>
+      </w:r>
+      <w:r>
+        <w:rPr>
+          <w:rStyle w:val="VerbatimChar"/>
+        </w:rPr>
+        <w:t xml:space="preserve">## 2          4.9         3.0          1.4         0.2</w:t>
+      </w:r>
+      <w:r>
+        <w:br/>
+      </w:r>
+      <w:r>
+        <w:rPr>
+          <w:rStyle w:val="VerbatimChar"/>
+        </w:rPr>
+        <w:t xml:space="preserve">## 3          4.7         3.2          1.3         0.2</w:t>
+      </w:r>
+      <w:r>
+        <w:br/>
+      </w:r>
+      <w:r>
+        <w:rPr>
+          <w:rStyle w:val="VerbatimChar"/>
+        </w:rPr>
+        <w:t xml:space="preserve">## 4          4.6         3.1          1.5         0.2</w:t>
+      </w:r>
+      <w:r>
+        <w:br/>
+      </w:r>
+      <w:r>
+        <w:rPr>
+          <w:rStyle w:val="VerbatimChar"/>
+        </w:rPr>
+        <w:t xml:space="preserve">## 5          5.0         3.6          1.4         0.2</w:t>
+      </w:r>
+      <w:r>
+        <w:br/>
+      </w:r>
+      <w:r>
+        <w:rPr>
+          <w:rStyle w:val="VerbatimChar"/>
+        </w:rPr>
+        <w:t xml:space="preserve">## 6          5.4         3.9          1.7         0.4</w:t>
       </w:r>
     </w:p>
     <w:p>
@@ -492,7 +318,7 @@
         <w:pStyle w:val="FirstParagraph"/>
       </w:pPr>
       <w:r>
-        <w:t xml:space="preserve">Fit and generate cluster labels.</w:t>
+        <w:t xml:space="preserve">Model configuration.</w:t>
       </w:r>
     </w:p>
     <w:p>
@@ -501,33 +327,78 @@
       </w:pPr>
       <w:r>
         <w:rPr>
-          <w:rStyle w:val="CommentTok"/>
-        </w:rPr>
-        <w:t xml:space="preserve"># model fitting and labeling</w:t>
-      </w:r>
-      <w:r>
-        <w:br/>
+          <w:rStyle w:val="NormalTok"/>
+        </w:rPr>
+        <w:t xml:space="preserve">model </w:t>
+      </w:r>
+      <w:r>
+        <w:rPr>
+          <w:rStyle w:val="OtherTok"/>
+        </w:rPr>
+        <w:t xml:space="preserve">&lt;-</w:t>
+      </w:r>
+      <w:r>
+        <w:rPr>
+          <w:rStyle w:val="NormalTok"/>
+        </w:rPr>
+        <w:t xml:space="preserve"> </w:t>
       </w:r>
       <w:r>
         <w:rPr>
           <w:rStyle w:val="FunctionTok"/>
         </w:rPr>
-        <w:t xml:space="preserve">set_example_seed</w:t>
-      </w:r>
-      <w:r>
-        <w:rPr>
-          <w:rStyle w:val="NormalTok"/>
-        </w:rPr>
-        <w:t xml:space="preserve">()</w:t>
-      </w:r>
-      <w:r>
-        <w:br/>
-      </w:r>
-      <w:r>
-        <w:rPr>
-          <w:rStyle w:val="NormalTok"/>
-        </w:rPr>
-        <w:t xml:space="preserve">model </w:t>
+        <w:t xml:space="preserve">cluster_pam</w:t>
+      </w:r>
+      <w:r>
+        <w:rPr>
+          <w:rStyle w:val="NormalTok"/>
+        </w:rPr>
+        <w:t xml:space="preserve">(</w:t>
+      </w:r>
+      <w:r>
+        <w:rPr>
+          <w:rStyle w:val="AttributeTok"/>
+        </w:rPr>
+        <w:t xml:space="preserve">k =</w:t>
+      </w:r>
+      <w:r>
+        <w:rPr>
+          <w:rStyle w:val="NormalTok"/>
+        </w:rPr>
+        <w:t xml:space="preserve"> </w:t>
+      </w:r>
+      <w:r>
+        <w:rPr>
+          <w:rStyle w:val="DecValTok"/>
+        </w:rPr>
+        <w:t xml:space="preserve">3</w:t>
+      </w:r>
+      <w:r>
+        <w:rPr>
+          <w:rStyle w:val="NormalTok"/>
+        </w:rPr>
+        <w:t xml:space="preserve">)</w:t>
+      </w:r>
+      <w:r>
+        <w:br/>
+      </w:r>
+      <w:r>
+        <w:rPr>
+          <w:rStyle w:val="NormalTok"/>
+        </w:rPr>
+        <w:t xml:space="preserve">model</w:t>
+      </w:r>
+      <w:r>
+        <w:rPr>
+          <w:rStyle w:val="SpecialCharTok"/>
+        </w:rPr>
+        <w:t xml:space="preserve">$</w:t>
+      </w:r>
+      <w:r>
+        <w:rPr>
+          <w:rStyle w:val="NormalTok"/>
+        </w:rPr>
+        <w:t xml:space="preserve">eval_internal </w:t>
       </w:r>
       <w:r>
         <w:rPr>
@@ -545,46 +416,109 @@
         <w:rPr>
           <w:rStyle w:val="FunctionTok"/>
         </w:rPr>
-        <w:t xml:space="preserve">fit</w:t>
-      </w:r>
-      <w:r>
-        <w:rPr>
-          <w:rStyle w:val="NormalTok"/>
-        </w:rPr>
-        <w:t xml:space="preserve">(model, iris[,</w:t>
-      </w:r>
-      <w:r>
-        <w:rPr>
-          <w:rStyle w:val="DecValTok"/>
-        </w:rPr>
-        <w:t xml:space="preserve">1</w:t>
+        <w:t xml:space="preserve">list</w:t>
+      </w:r>
+      <w:r>
+        <w:rPr>
+          <w:rStyle w:val="NormalTok"/>
+        </w:rPr>
+        <w:t xml:space="preserve">(</w:t>
+      </w:r>
+      <w:r>
+        <w:br/>
+      </w:r>
+      <w:r>
+        <w:rPr>
+          <w:rStyle w:val="NormalTok"/>
+        </w:rPr>
+        <w:t xml:space="preserve">  model</w:t>
       </w:r>
       <w:r>
         <w:rPr>
           <w:rStyle w:val="SpecialCharTok"/>
         </w:rPr>
-        <w:t xml:space="preserve">:</w:t>
-      </w:r>
-      <w:r>
-        <w:rPr>
-          <w:rStyle w:val="DecValTok"/>
-        </w:rPr>
-        <w:t xml:space="preserve">4</w:t>
-      </w:r>
-      <w:r>
-        <w:rPr>
-          <w:rStyle w:val="NormalTok"/>
-        </w:rPr>
-        <w:t xml:space="preserve">])</w:t>
-      </w:r>
-      <w:r>
-        <w:br/>
-      </w:r>
-      <w:r>
-        <w:rPr>
-          <w:rStyle w:val="NormalTok"/>
-        </w:rPr>
-        <w:t xml:space="preserve">clu </w:t>
+        <w:t xml:space="preserve">$</w:t>
+      </w:r>
+      <w:r>
+        <w:rPr>
+          <w:rStyle w:val="NormalTok"/>
+        </w:rPr>
+        <w:t xml:space="preserve">clu_utils</w:t>
+      </w:r>
+      <w:r>
+        <w:rPr>
+          <w:rStyle w:val="SpecialCharTok"/>
+        </w:rPr>
+        <w:t xml:space="preserve">$</w:t>
+      </w:r>
+      <w:r>
+        <w:rPr>
+          <w:rStyle w:val="NormalTok"/>
+        </w:rPr>
+        <w:t xml:space="preserve">metric_silhouette,</w:t>
+      </w:r>
+      <w:r>
+        <w:br/>
+      </w:r>
+      <w:r>
+        <w:rPr>
+          <w:rStyle w:val="NormalTok"/>
+        </w:rPr>
+        <w:t xml:space="preserve">  model</w:t>
+      </w:r>
+      <w:r>
+        <w:rPr>
+          <w:rStyle w:val="SpecialCharTok"/>
+        </w:rPr>
+        <w:t xml:space="preserve">$</w:t>
+      </w:r>
+      <w:r>
+        <w:rPr>
+          <w:rStyle w:val="NormalTok"/>
+        </w:rPr>
+        <w:t xml:space="preserve">clu_utils</w:t>
+      </w:r>
+      <w:r>
+        <w:rPr>
+          <w:rStyle w:val="SpecialCharTok"/>
+        </w:rPr>
+        <w:t xml:space="preserve">$</w:t>
+      </w:r>
+      <w:r>
+        <w:rPr>
+          <w:rStyle w:val="NormalTok"/>
+        </w:rPr>
+        <w:t xml:space="preserve">metric_davies_bouldin</w:t>
+      </w:r>
+      <w:r>
+        <w:br/>
+      </w:r>
+      <w:r>
+        <w:rPr>
+          <w:rStyle w:val="NormalTok"/>
+        </w:rPr>
+        <w:t xml:space="preserve">)</w:t>
+      </w:r>
+      <w:r>
+        <w:br/>
+      </w:r>
+      <w:r>
+        <w:rPr>
+          <w:rStyle w:val="NormalTok"/>
+        </w:rPr>
+        <w:t xml:space="preserve">model</w:t>
+      </w:r>
+      <w:r>
+        <w:rPr>
+          <w:rStyle w:val="SpecialCharTok"/>
+        </w:rPr>
+        <w:t xml:space="preserve">$</w:t>
+      </w:r>
+      <w:r>
+        <w:rPr>
+          <w:rStyle w:val="NormalTok"/>
+        </w:rPr>
+        <w:t xml:space="preserve">eval_external </w:t>
       </w:r>
       <w:r>
         <w:rPr>
@@ -602,89 +536,194 @@
         <w:rPr>
           <w:rStyle w:val="FunctionTok"/>
         </w:rPr>
-        <w:t xml:space="preserve">cluster</w:t>
-      </w:r>
-      <w:r>
-        <w:rPr>
-          <w:rStyle w:val="NormalTok"/>
-        </w:rPr>
-        <w:t xml:space="preserve">(model, iris[,</w:t>
-      </w:r>
-      <w:r>
-        <w:rPr>
-          <w:rStyle w:val="DecValTok"/>
-        </w:rPr>
-        <w:t xml:space="preserve">1</w:t>
+        <w:t xml:space="preserve">list</w:t>
+      </w:r>
+      <w:r>
+        <w:rPr>
+          <w:rStyle w:val="NormalTok"/>
+        </w:rPr>
+        <w:t xml:space="preserve">(</w:t>
+      </w:r>
+      <w:r>
+        <w:br/>
+      </w:r>
+      <w:r>
+        <w:rPr>
+          <w:rStyle w:val="NormalTok"/>
+        </w:rPr>
+        <w:t xml:space="preserve">  model</w:t>
       </w:r>
       <w:r>
         <w:rPr>
           <w:rStyle w:val="SpecialCharTok"/>
         </w:rPr>
-        <w:t xml:space="preserve">:</w:t>
-      </w:r>
-      <w:r>
-        <w:rPr>
-          <w:rStyle w:val="DecValTok"/>
-        </w:rPr>
-        <w:t xml:space="preserve">4</w:t>
-      </w:r>
-      <w:r>
-        <w:rPr>
-          <w:rStyle w:val="NormalTok"/>
-        </w:rPr>
-        <w:t xml:space="preserve">])</w:t>
-      </w:r>
-      <w:r>
-        <w:br/>
-      </w:r>
-      <w:r>
-        <w:rPr>
-          <w:rStyle w:val="FunctionTok"/>
-        </w:rPr>
-        <w:t xml:space="preserve">table</w:t>
-      </w:r>
-      <w:r>
-        <w:rPr>
-          <w:rStyle w:val="NormalTok"/>
-        </w:rPr>
-        <w:t xml:space="preserve">(clu)</w:t>
+        <w:t xml:space="preserve">$</w:t>
+      </w:r>
+      <w:r>
+        <w:rPr>
+          <w:rStyle w:val="NormalTok"/>
+        </w:rPr>
+        <w:t xml:space="preserve">clu_utils</w:t>
+      </w:r>
+      <w:r>
+        <w:rPr>
+          <w:rStyle w:val="SpecialCharTok"/>
+        </w:rPr>
+        <w:t xml:space="preserve">$</w:t>
+      </w:r>
+      <w:r>
+        <w:rPr>
+          <w:rStyle w:val="NormalTok"/>
+        </w:rPr>
+        <w:t xml:space="preserve">metric_entropy,</w:t>
+      </w:r>
+      <w:r>
+        <w:br/>
+      </w:r>
+      <w:r>
+        <w:rPr>
+          <w:rStyle w:val="NormalTok"/>
+        </w:rPr>
+        <w:t xml:space="preserve">  model</w:t>
+      </w:r>
+      <w:r>
+        <w:rPr>
+          <w:rStyle w:val="SpecialCharTok"/>
+        </w:rPr>
+        <w:t xml:space="preserve">$</w:t>
+      </w:r>
+      <w:r>
+        <w:rPr>
+          <w:rStyle w:val="NormalTok"/>
+        </w:rPr>
+        <w:t xml:space="preserve">clu_utils</w:t>
+      </w:r>
+      <w:r>
+        <w:rPr>
+          <w:rStyle w:val="SpecialCharTok"/>
+        </w:rPr>
+        <w:t xml:space="preserve">$</w:t>
+      </w:r>
+      <w:r>
+        <w:rPr>
+          <w:rStyle w:val="NormalTok"/>
+        </w:rPr>
+        <w:t xml:space="preserve">metric_purity</w:t>
+      </w:r>
+      <w:r>
+        <w:br/>
+      </w:r>
+      <w:r>
+        <w:rPr>
+          <w:rStyle w:val="NormalTok"/>
+        </w:rPr>
+        <w:t xml:space="preserve">)</w:t>
       </w:r>
     </w:p>
     <w:p>
       <w:pPr>
-        <w:pStyle w:val="SourceCode"/>
-      </w:pPr>
-      <w:r>
-        <w:rPr>
-          <w:rStyle w:val="VerbatimChar"/>
-        </w:rPr>
-        <w:t xml:space="preserve">## clu</w:t>
-      </w:r>
-      <w:r>
-        <w:br/>
-      </w:r>
-      <w:r>
-        <w:rPr>
-          <w:rStyle w:val="VerbatimChar"/>
-        </w:rPr>
-        <w:t xml:space="preserve">##  1  2  3 </w:t>
-      </w:r>
-      <w:r>
-        <w:br/>
-      </w:r>
-      <w:r>
-        <w:rPr>
-          <w:rStyle w:val="VerbatimChar"/>
-        </w:rPr>
-        <w:t xml:space="preserve">## 50 62 38</w:t>
+        <w:pStyle w:val="FirstParagraph"/>
+      </w:pPr>
+      <w:r>
+        <w:t xml:space="preserve">Fit the model and obtain cluster labels.</w:t>
       </w:r>
     </w:p>
     <w:p>
       <w:pPr>
-        <w:pStyle w:val="FirstParagraph"/>
-      </w:pPr>
-      <w:r>
-        <w:t xml:space="preserve">Internal and external evaluation.</w:t>
+        <w:pStyle w:val="SourceCode"/>
+      </w:pPr>
+      <w:r>
+        <w:rPr>
+          <w:rStyle w:val="FunctionTok"/>
+        </w:rPr>
+        <w:t xml:space="preserve">set_example_seed</w:t>
+      </w:r>
+      <w:r>
+        <w:rPr>
+          <w:rStyle w:val="NormalTok"/>
+        </w:rPr>
+        <w:t xml:space="preserve">()</w:t>
+      </w:r>
+      <w:r>
+        <w:br/>
+      </w:r>
+      <w:r>
+        <w:rPr>
+          <w:rStyle w:val="NormalTok"/>
+        </w:rPr>
+        <w:t xml:space="preserve">model </w:t>
+      </w:r>
+      <w:r>
+        <w:rPr>
+          <w:rStyle w:val="OtherTok"/>
+        </w:rPr>
+        <w:t xml:space="preserve">&lt;-</w:t>
+      </w:r>
+      <w:r>
+        <w:rPr>
+          <w:rStyle w:val="NormalTok"/>
+        </w:rPr>
+        <w:t xml:space="preserve"> </w:t>
+      </w:r>
+      <w:r>
+        <w:rPr>
+          <w:rStyle w:val="FunctionTok"/>
+        </w:rPr>
+        <w:t xml:space="preserve">fit</w:t>
+      </w:r>
+      <w:r>
+        <w:rPr>
+          <w:rStyle w:val="NormalTok"/>
+        </w:rPr>
+        <w:t xml:space="preserve">(model, x)</w:t>
+      </w:r>
+      <w:r>
+        <w:br/>
+      </w:r>
+      <w:r>
+        <w:rPr>
+          <w:rStyle w:val="NormalTok"/>
+        </w:rPr>
+        <w:t xml:space="preserve">clu </w:t>
+      </w:r>
+      <w:r>
+        <w:rPr>
+          <w:rStyle w:val="OtherTok"/>
+        </w:rPr>
+        <w:t xml:space="preserve">&lt;-</w:t>
+      </w:r>
+      <w:r>
+        <w:rPr>
+          <w:rStyle w:val="NormalTok"/>
+        </w:rPr>
+        <w:t xml:space="preserve"> </w:t>
+      </w:r>
+      <w:r>
+        <w:rPr>
+          <w:rStyle w:val="FunctionTok"/>
+        </w:rPr>
+        <w:t xml:space="preserve">cluster</w:t>
+      </w:r>
+      <w:r>
+        <w:rPr>
+          <w:rStyle w:val="NormalTok"/>
+        </w:rPr>
+        <w:t xml:space="preserve">(model, x)</w:t>
+      </w:r>
+      <w:r>
+        <w:br/>
+      </w:r>
+      <w:r>
+        <w:rPr>
+          <w:rStyle w:val="FunctionTok"/>
+        </w:rPr>
+        <w:t xml:space="preserve">table</w:t>
+      </w:r>
+      <w:r>
+        <w:rPr>
+          <w:rStyle w:val="NormalTok"/>
+        </w:rPr>
+        <w:t xml:space="preserve">(clu)</w:t>
       </w:r>
     </w:p>
     <w:p>
@@ -693,259 +732,295 @@
       </w:pPr>
       <w:r>
         <w:rPr>
-          <w:rStyle w:val="CommentTok"/>
-        </w:rPr>
-        <w:t xml:space="preserve"># evaluate model using internal and external metrics</w:t>
-      </w:r>
-      <w:r>
-        <w:br/>
-      </w:r>
-      <w:r>
-        <w:rPr>
-          <w:rStyle w:val="NormalTok"/>
-        </w:rPr>
-        <w:t xml:space="preserve">eval </w:t>
-      </w:r>
-      <w:r>
-        <w:rPr>
-          <w:rStyle w:val="OtherTok"/>
-        </w:rPr>
-        <w:t xml:space="preserve">&lt;-</w:t>
-      </w:r>
-      <w:r>
-        <w:rPr>
-          <w:rStyle w:val="NormalTok"/>
-        </w:rPr>
-        <w:t xml:space="preserve"> </w:t>
-      </w:r>
-      <w:r>
-        <w:rPr>
-          <w:rStyle w:val="FunctionTok"/>
-        </w:rPr>
-        <w:t xml:space="preserve">evaluate</w:t>
-      </w:r>
-      <w:r>
-        <w:rPr>
-          <w:rStyle w:val="NormalTok"/>
-        </w:rPr>
-        <w:t xml:space="preserve">(model, clu, iris</w:t>
-      </w:r>
-      <w:r>
-        <w:rPr>
-          <w:rStyle w:val="SpecialCharTok"/>
-        </w:rPr>
-        <w:t xml:space="preserve">$</w:t>
-      </w:r>
-      <w:r>
-        <w:rPr>
-          <w:rStyle w:val="NormalTok"/>
-        </w:rPr>
-        <w:t xml:space="preserve">Species)</w:t>
-      </w:r>
-      <w:r>
-        <w:br/>
-      </w:r>
-      <w:r>
-        <w:rPr>
-          <w:rStyle w:val="NormalTok"/>
-        </w:rPr>
-        <w:t xml:space="preserve">eval</w:t>
+          <w:rStyle w:val="VerbatimChar"/>
+        </w:rPr>
+        <w:t xml:space="preserve">## clu</w:t>
+      </w:r>
+      <w:r>
+        <w:br/>
+      </w:r>
+      <w:r>
+        <w:rPr>
+          <w:rStyle w:val="VerbatimChar"/>
+        </w:rPr>
+        <w:t xml:space="preserve">##  1  2  3 </w:t>
+      </w:r>
+      <w:r>
+        <w:br/>
+      </w:r>
+      <w:r>
+        <w:rPr>
+          <w:rStyle w:val="VerbatimChar"/>
+        </w:rPr>
+        <w:t xml:space="preserve">## 50 62 38</w:t>
       </w:r>
     </w:p>
     <w:p>
       <w:pPr>
-        <w:pStyle w:val="SourceCode"/>
-      </w:pPr>
-      <w:r>
-        <w:rPr>
-          <w:rStyle w:val="VerbatimChar"/>
-        </w:rPr>
-        <w:t xml:space="preserve">## $clusters_entropy</w:t>
-      </w:r>
-      <w:r>
-        <w:br/>
-      </w:r>
-      <w:r>
-        <w:rPr>
-          <w:rStyle w:val="VerbatimChar"/>
-        </w:rPr>
-        <w:t xml:space="preserve">## # A tibble: 3 × 4</w:t>
-      </w:r>
-      <w:r>
-        <w:br/>
-      </w:r>
-      <w:r>
-        <w:rPr>
-          <w:rStyle w:val="VerbatimChar"/>
-        </w:rPr>
-        <w:t xml:space="preserve">##   x        ce   qtd    ceg</w:t>
-      </w:r>
-      <w:r>
-        <w:br/>
-      </w:r>
-      <w:r>
-        <w:rPr>
-          <w:rStyle w:val="VerbatimChar"/>
-        </w:rPr>
-        <w:t xml:space="preserve">##   &lt;fct&gt; &lt;dbl&gt; &lt;int&gt;  &lt;dbl&gt;</w:t>
-      </w:r>
-      <w:r>
-        <w:br/>
-      </w:r>
-      <w:r>
-        <w:rPr>
-          <w:rStyle w:val="VerbatimChar"/>
-        </w:rPr>
-        <w:t xml:space="preserve">## 1 1     0        50 0     </w:t>
-      </w:r>
-      <w:r>
-        <w:br/>
-      </w:r>
-      <w:r>
-        <w:rPr>
-          <w:rStyle w:val="VerbatimChar"/>
-        </w:rPr>
-        <w:t xml:space="preserve">## 2 2     0.771    62 0.319 </w:t>
-      </w:r>
-      <w:r>
-        <w:br/>
-      </w:r>
-      <w:r>
-        <w:rPr>
-          <w:rStyle w:val="VerbatimChar"/>
-        </w:rPr>
-        <w:t xml:space="preserve">## 3 3     0.297    38 0.0754</w:t>
-      </w:r>
-      <w:r>
-        <w:br/>
-      </w:r>
-      <w:r>
-        <w:rPr>
-          <w:rStyle w:val="VerbatimChar"/>
-        </w:rPr>
-        <w:t xml:space="preserve">## </w:t>
-      </w:r>
-      <w:r>
-        <w:br/>
-      </w:r>
-      <w:r>
-        <w:rPr>
-          <w:rStyle w:val="VerbatimChar"/>
-        </w:rPr>
-        <w:t xml:space="preserve">## $clustering_entropy</w:t>
-      </w:r>
-      <w:r>
-        <w:br/>
-      </w:r>
-      <w:r>
-        <w:rPr>
-          <w:rStyle w:val="VerbatimChar"/>
-        </w:rPr>
-        <w:t xml:space="preserve">## [1] 0.3938863</w:t>
-      </w:r>
-      <w:r>
-        <w:br/>
-      </w:r>
-      <w:r>
-        <w:rPr>
-          <w:rStyle w:val="VerbatimChar"/>
-        </w:rPr>
-        <w:t xml:space="preserve">## </w:t>
-      </w:r>
-      <w:r>
-        <w:br/>
-      </w:r>
-      <w:r>
-        <w:rPr>
-          <w:rStyle w:val="VerbatimChar"/>
-        </w:rPr>
-        <w:t xml:space="preserve">## $data_entropy</w:t>
-      </w:r>
-      <w:r>
-        <w:br/>
-      </w:r>
-      <w:r>
-        <w:rPr>
-          <w:rStyle w:val="VerbatimChar"/>
-        </w:rPr>
-        <w:t xml:space="preserve">## [1] 1.584963</w:t>
-      </w:r>
-      <w:r>
-        <w:br/>
-      </w:r>
-      <w:r>
-        <w:rPr>
-          <w:rStyle w:val="VerbatimChar"/>
-        </w:rPr>
-        <w:t xml:space="preserve">## </w:t>
-      </w:r>
-      <w:r>
-        <w:br/>
-      </w:r>
-      <w:r>
-        <w:rPr>
-          <w:rStyle w:val="VerbatimChar"/>
-        </w:rPr>
-        <w:t xml:space="preserve">## $metrics</w:t>
-      </w:r>
-      <w:r>
-        <w:br/>
-      </w:r>
-      <w:r>
-        <w:rPr>
-          <w:rStyle w:val="VerbatimChar"/>
-        </w:rPr>
-        <w:t xml:space="preserve">##           metric     value     goal     type</w:t>
-      </w:r>
-      <w:r>
-        <w:br/>
-      </w:r>
-      <w:r>
-        <w:rPr>
-          <w:rStyle w:val="VerbatimChar"/>
-        </w:rPr>
-        <w:t xml:space="preserve">## 1     silhouette 0.5528190 maximize internal</w:t>
-      </w:r>
-      <w:r>
-        <w:br/>
-      </w:r>
-      <w:r>
-        <w:rPr>
-          <w:rStyle w:val="VerbatimChar"/>
-        </w:rPr>
-        <w:t xml:space="preserve">## 2 davies_bouldin 0.6619715 minimize internal</w:t>
-      </w:r>
-      <w:r>
-        <w:br/>
-      </w:r>
-      <w:r>
-        <w:rPr>
-          <w:rStyle w:val="VerbatimChar"/>
-        </w:rPr>
-        <w:t xml:space="preserve">## 3        entropy 0.3938863 minimize external</w:t>
-      </w:r>
-      <w:r>
-        <w:br/>
-      </w:r>
-      <w:r>
-        <w:rPr>
-          <w:rStyle w:val="VerbatimChar"/>
-        </w:rPr>
-        <w:t xml:space="preserve">## 4         purity 0.8933333 maximize external</w:t>
+        <w:pStyle w:val="FirstParagraph"/>
+      </w:pPr>
+      <w:r>
+        <w:t xml:space="preserve">Evaluate the partition.</w:t>
       </w:r>
     </w:p>
     <w:p>
       <w:pPr>
+        <w:pStyle w:val="SourceCode"/>
+      </w:pPr>
+      <w:r>
+        <w:rPr>
+          <w:rStyle w:val="NormalTok"/>
+        </w:rPr>
+        <w:t xml:space="preserve">eval </w:t>
+      </w:r>
+      <w:r>
+        <w:rPr>
+          <w:rStyle w:val="OtherTok"/>
+        </w:rPr>
+        <w:t xml:space="preserve">&lt;-</w:t>
+      </w:r>
+      <w:r>
+        <w:rPr>
+          <w:rStyle w:val="NormalTok"/>
+        </w:rPr>
+        <w:t xml:space="preserve"> </w:t>
+      </w:r>
+      <w:r>
+        <w:rPr>
+          <w:rStyle w:val="FunctionTok"/>
+        </w:rPr>
+        <w:t xml:space="preserve">evaluate</w:t>
+      </w:r>
+      <w:r>
+        <w:rPr>
+          <w:rStyle w:val="NormalTok"/>
+        </w:rPr>
+        <w:t xml:space="preserve">(model, clu, ref)</w:t>
+      </w:r>
+      <w:r>
+        <w:br/>
+      </w:r>
+      <w:r>
+        <w:rPr>
+          <w:rStyle w:val="NormalTok"/>
+        </w:rPr>
+        <w:t xml:space="preserve">eval</w:t>
+      </w:r>
+    </w:p>
+    <w:p>
+      <w:pPr>
+        <w:pStyle w:val="SourceCode"/>
+      </w:pPr>
+      <w:r>
+        <w:rPr>
+          <w:rStyle w:val="VerbatimChar"/>
+        </w:rPr>
+        <w:t xml:space="preserve">## $clusters_entropy</w:t>
+      </w:r>
+      <w:r>
+        <w:br/>
+      </w:r>
+      <w:r>
+        <w:rPr>
+          <w:rStyle w:val="VerbatimChar"/>
+        </w:rPr>
+        <w:t xml:space="preserve">## # A tibble: 3 × 4</w:t>
+      </w:r>
+      <w:r>
+        <w:br/>
+      </w:r>
+      <w:r>
+        <w:rPr>
+          <w:rStyle w:val="VerbatimChar"/>
+        </w:rPr>
+        <w:t xml:space="preserve">##   x        ce   qtd    ceg</w:t>
+      </w:r>
+      <w:r>
+        <w:br/>
+      </w:r>
+      <w:r>
+        <w:rPr>
+          <w:rStyle w:val="VerbatimChar"/>
+        </w:rPr>
+        <w:t xml:space="preserve">##   &lt;fct&gt; &lt;dbl&gt; &lt;int&gt;  &lt;dbl&gt;</w:t>
+      </w:r>
+      <w:r>
+        <w:br/>
+      </w:r>
+      <w:r>
+        <w:rPr>
+          <w:rStyle w:val="VerbatimChar"/>
+        </w:rPr>
+        <w:t xml:space="preserve">## 1 1     0        50 0     </w:t>
+      </w:r>
+      <w:r>
+        <w:br/>
+      </w:r>
+      <w:r>
+        <w:rPr>
+          <w:rStyle w:val="VerbatimChar"/>
+        </w:rPr>
+        <w:t xml:space="preserve">## 2 2     0.771    62 0.319 </w:t>
+      </w:r>
+      <w:r>
+        <w:br/>
+      </w:r>
+      <w:r>
+        <w:rPr>
+          <w:rStyle w:val="VerbatimChar"/>
+        </w:rPr>
+        <w:t xml:space="preserve">## 3 3     0.297    38 0.0754</w:t>
+      </w:r>
+      <w:r>
+        <w:br/>
+      </w:r>
+      <w:r>
+        <w:rPr>
+          <w:rStyle w:val="VerbatimChar"/>
+        </w:rPr>
+        <w:t xml:space="preserve">## </w:t>
+      </w:r>
+      <w:r>
+        <w:br/>
+      </w:r>
+      <w:r>
+        <w:rPr>
+          <w:rStyle w:val="VerbatimChar"/>
+        </w:rPr>
+        <w:t xml:space="preserve">## $clustering_entropy</w:t>
+      </w:r>
+      <w:r>
+        <w:br/>
+      </w:r>
+      <w:r>
+        <w:rPr>
+          <w:rStyle w:val="VerbatimChar"/>
+        </w:rPr>
+        <w:t xml:space="preserve">## [1] 0.3938863</w:t>
+      </w:r>
+      <w:r>
+        <w:br/>
+      </w:r>
+      <w:r>
+        <w:rPr>
+          <w:rStyle w:val="VerbatimChar"/>
+        </w:rPr>
+        <w:t xml:space="preserve">## </w:t>
+      </w:r>
+      <w:r>
+        <w:br/>
+      </w:r>
+      <w:r>
+        <w:rPr>
+          <w:rStyle w:val="VerbatimChar"/>
+        </w:rPr>
+        <w:t xml:space="preserve">## $data_entropy</w:t>
+      </w:r>
+      <w:r>
+        <w:br/>
+      </w:r>
+      <w:r>
+        <w:rPr>
+          <w:rStyle w:val="VerbatimChar"/>
+        </w:rPr>
+        <w:t xml:space="preserve">## [1] 1.584963</w:t>
+      </w:r>
+      <w:r>
+        <w:br/>
+      </w:r>
+      <w:r>
+        <w:rPr>
+          <w:rStyle w:val="VerbatimChar"/>
+        </w:rPr>
+        <w:t xml:space="preserve">## </w:t>
+      </w:r>
+      <w:r>
+        <w:br/>
+      </w:r>
+      <w:r>
+        <w:rPr>
+          <w:rStyle w:val="VerbatimChar"/>
+        </w:rPr>
+        <w:t xml:space="preserve">## $metrics</w:t>
+      </w:r>
+      <w:r>
+        <w:br/>
+      </w:r>
+      <w:r>
+        <w:rPr>
+          <w:rStyle w:val="VerbatimChar"/>
+        </w:rPr>
+        <w:t xml:space="preserve">##           metric     value     goal     type</w:t>
+      </w:r>
+      <w:r>
+        <w:br/>
+      </w:r>
+      <w:r>
+        <w:rPr>
+          <w:rStyle w:val="VerbatimChar"/>
+        </w:rPr>
+        <w:t xml:space="preserve">## 1     silhouette 0.5528190 maximize internal</w:t>
+      </w:r>
+      <w:r>
+        <w:br/>
+      </w:r>
+      <w:r>
+        <w:rPr>
+          <w:rStyle w:val="VerbatimChar"/>
+        </w:rPr>
+        <w:t xml:space="preserve">## 2 davies_bouldin 0.6619715 minimize internal</w:t>
+      </w:r>
+      <w:r>
+        <w:br/>
+      </w:r>
+      <w:r>
+        <w:rPr>
+          <w:rStyle w:val="VerbatimChar"/>
+        </w:rPr>
+        <w:t xml:space="preserve">## 3        entropy 0.3938863 minimize external</w:t>
+      </w:r>
+      <w:r>
+        <w:br/>
+      </w:r>
+      <w:r>
+        <w:rPr>
+          <w:rStyle w:val="VerbatimChar"/>
+        </w:rPr>
+        <w:t xml:space="preserve">## 4         purity 0.8933333 maximize external</w:t>
+      </w:r>
+    </w:p>
+    <w:p>
+      <w:pPr>
         <w:pStyle w:val="FirstParagraph"/>
       </w:pPr>
       <w:r>
+        <w:t xml:space="preserve">What to observe</w:t>
+      </w:r>
+      <w:r>
+        <w:t xml:space="preserve"> </w:t>
+      </w:r>
+      <w:r>
+        <w:t xml:space="preserve">- The workflow is unchanged from k-means.</w:t>
+      </w:r>
+      <w:r>
+        <w:t xml:space="preserve"> </w:t>
+      </w:r>
+      <w:r>
+        <w:t xml:space="preserve">- The method-specific difference is that medoids are actual observations, which can make the partition more robust to outliers.</w:t>
+      </w:r>
+    </w:p>
+    <w:p>
+      <w:pPr>
+        <w:pStyle w:val="BodyText"/>
+      </w:pPr>
+      <w:r>
         <w:t xml:space="preserve">References</w:t>
       </w:r>
       <w:r>
         <w:t xml:space="preserve"> </w:t>
       </w:r>
       <w:r>
-        <w:t xml:space="preserve">- Kaufman, L. and Rousseeuw, P. J. (1990). Finding Groups in Data: An Introduction to Cluster Analysis.</w:t>
+        <w:t xml:space="preserve">- Kaufman, L., and Rousseeuw, P. J. (1990). Finding Groups in Data.</w:t>
       </w:r>
     </w:p>
     <w:sectPr>

--- a/examples/clustering/doc/02-medoid-pam.docx
+++ b/examples/clustering/doc/02-medoid-pam.docx
@@ -924,69 +924,6 @@
           <w:rStyle w:val="VerbatimChar"/>
         </w:rPr>
         <w:t xml:space="preserve">## [1] 1.584963</w:t>
-      </w:r>
-      <w:r>
-        <w:br/>
-      </w:r>
-      <w:r>
-        <w:rPr>
-          <w:rStyle w:val="VerbatimChar"/>
-        </w:rPr>
-        <w:t xml:space="preserve">## </w:t>
-      </w:r>
-      <w:r>
-        <w:br/>
-      </w:r>
-      <w:r>
-        <w:rPr>
-          <w:rStyle w:val="VerbatimChar"/>
-        </w:rPr>
-        <w:t xml:space="preserve">## $metrics</w:t>
-      </w:r>
-      <w:r>
-        <w:br/>
-      </w:r>
-      <w:r>
-        <w:rPr>
-          <w:rStyle w:val="VerbatimChar"/>
-        </w:rPr>
-        <w:t xml:space="preserve">##           metric     value     goal     type</w:t>
-      </w:r>
-      <w:r>
-        <w:br/>
-      </w:r>
-      <w:r>
-        <w:rPr>
-          <w:rStyle w:val="VerbatimChar"/>
-        </w:rPr>
-        <w:t xml:space="preserve">## 1     silhouette 0.5528190 maximize internal</w:t>
-      </w:r>
-      <w:r>
-        <w:br/>
-      </w:r>
-      <w:r>
-        <w:rPr>
-          <w:rStyle w:val="VerbatimChar"/>
-        </w:rPr>
-        <w:t xml:space="preserve">## 2 davies_bouldin 0.6619715 minimize internal</w:t>
-      </w:r>
-      <w:r>
-        <w:br/>
-      </w:r>
-      <w:r>
-        <w:rPr>
-          <w:rStyle w:val="VerbatimChar"/>
-        </w:rPr>
-        <w:t xml:space="preserve">## 3        entropy 0.3938863 minimize external</w:t>
-      </w:r>
-      <w:r>
-        <w:br/>
-      </w:r>
-      <w:r>
-        <w:rPr>
-          <w:rStyle w:val="VerbatimChar"/>
-        </w:rPr>
-        <w:t xml:space="preserve">## 4         purity 0.8933333 maximize external</w:t>
       </w:r>
     </w:p>
     <w:p>

--- a/examples/clustering/doc/02-medoid-pam.docx
+++ b/examples/clustering/doc/02-medoid-pam.docx
@@ -924,6 +924,69 @@
           <w:rStyle w:val="VerbatimChar"/>
         </w:rPr>
         <w:t xml:space="preserve">## [1] 1.584963</w:t>
+      </w:r>
+      <w:r>
+        <w:br/>
+      </w:r>
+      <w:r>
+        <w:rPr>
+          <w:rStyle w:val="VerbatimChar"/>
+        </w:rPr>
+        <w:t xml:space="preserve">## </w:t>
+      </w:r>
+      <w:r>
+        <w:br/>
+      </w:r>
+      <w:r>
+        <w:rPr>
+          <w:rStyle w:val="VerbatimChar"/>
+        </w:rPr>
+        <w:t xml:space="preserve">## $metrics</w:t>
+      </w:r>
+      <w:r>
+        <w:br/>
+      </w:r>
+      <w:r>
+        <w:rPr>
+          <w:rStyle w:val="VerbatimChar"/>
+        </w:rPr>
+        <w:t xml:space="preserve">##           metric     value     goal     type</w:t>
+      </w:r>
+      <w:r>
+        <w:br/>
+      </w:r>
+      <w:r>
+        <w:rPr>
+          <w:rStyle w:val="VerbatimChar"/>
+        </w:rPr>
+        <w:t xml:space="preserve">## 1     silhouette 0.5528190 maximize internal</w:t>
+      </w:r>
+      <w:r>
+        <w:br/>
+      </w:r>
+      <w:r>
+        <w:rPr>
+          <w:rStyle w:val="VerbatimChar"/>
+        </w:rPr>
+        <w:t xml:space="preserve">## 2 davies_bouldin 0.6619715 minimize internal</w:t>
+      </w:r>
+      <w:r>
+        <w:br/>
+      </w:r>
+      <w:r>
+        <w:rPr>
+          <w:rStyle w:val="VerbatimChar"/>
+        </w:rPr>
+        <w:t xml:space="preserve">## 3        entropy 0.3938863 minimize external</w:t>
+      </w:r>
+      <w:r>
+        <w:br/>
+      </w:r>
+      <w:r>
+        <w:rPr>
+          <w:rStyle w:val="VerbatimChar"/>
+        </w:rPr>
+        <w:t xml:space="preserve">## 4         purity 0.8933333 maximize external</w:t>
       </w:r>
     </w:p>
     <w:p>

--- a/examples/clustering/doc/02-medoid-pam.docx
+++ b/examples/clustering/doc/02-medoid-pam.docx
@@ -318,7 +318,82 @@
         <w:pStyle w:val="FirstParagraph"/>
       </w:pPr>
       <w:r>
-        <w:t xml:space="preserve">Model configuration.</w:t>
+        <w:t xml:space="preserve">Model configuration. The evaluation lists are customized here for a didactic reason:</w:t>
+      </w:r>
+      <w:r>
+        <w:t xml:space="preserve"> </w:t>
+      </w:r>
+      <w:r>
+        <w:rPr>
+          <w:rStyle w:val="VerbatimChar"/>
+        </w:rPr>
+        <w:t xml:space="preserve">silhouette</w:t>
+      </w:r>
+      <w:r>
+        <w:t xml:space="preserve"> </w:t>
+      </w:r>
+      <w:r>
+        <w:t xml:space="preserve">and</w:t>
+      </w:r>
+      <w:r>
+        <w:t xml:space="preserve"> </w:t>
+      </w:r>
+      <w:r>
+        <w:rPr>
+          <w:rStyle w:val="VerbatimChar"/>
+        </w:rPr>
+        <w:t xml:space="preserve">davies_bouldin</w:t>
+      </w:r>
+      <w:r>
+        <w:t xml:space="preserve"> </w:t>
+      </w:r>
+      <w:r>
+        <w:t xml:space="preserve">help compare the medoid partition through cohesion and separation, while</w:t>
+      </w:r>
+      <w:r>
+        <w:t xml:space="preserve"> </w:t>
+      </w:r>
+      <w:r>
+        <w:rPr>
+          <w:rStyle w:val="VerbatimChar"/>
+        </w:rPr>
+        <w:t xml:space="preserve">entropy</w:t>
+      </w:r>
+      <w:r>
+        <w:t xml:space="preserve"> </w:t>
+      </w:r>
+      <w:r>
+        <w:t xml:space="preserve">and</w:t>
+      </w:r>
+      <w:r>
+        <w:t xml:space="preserve"> </w:t>
+      </w:r>
+      <w:r>
+        <w:rPr>
+          <w:rStyle w:val="VerbatimChar"/>
+        </w:rPr>
+        <w:t xml:space="preserve">purity</w:t>
+      </w:r>
+      <w:r>
+        <w:t xml:space="preserve"> </w:t>
+      </w:r>
+      <w:r>
+        <w:t xml:space="preserve">make the external comparison with</w:t>
+      </w:r>
+      <w:r>
+        <w:t xml:space="preserve"> </w:t>
+      </w:r>
+      <w:r>
+        <w:rPr>
+          <w:rStyle w:val="VerbatimChar"/>
+        </w:rPr>
+        <w:t xml:space="preserve">iris$Species</w:t>
+      </w:r>
+      <w:r>
+        <w:t xml:space="preserve"> </w:t>
+      </w:r>
+      <w:r>
+        <w:t xml:space="preserve">easy to interpret. This keeps the discussion close to the k-means example so the reader can focus on the difference between centroids and medoids.</w:t>
       </w:r>
     </w:p>
     <w:p>
@@ -1021,6 +1096,24 @@
       </w:r>
       <w:r>
         <w:t xml:space="preserve">- Kaufman, L., and Rousseeuw, P. J. (1990). Finding Groups in Data.</w:t>
+      </w:r>
+      <w:r>
+        <w:t xml:space="preserve"> </w:t>
+      </w:r>
+      <w:r>
+        <w:t xml:space="preserve">- Rousseeuw, P. J. (1987). Silhouettes: A graphical aid to the interpretation and validation of cluster analysis.</w:t>
+      </w:r>
+      <w:r>
+        <w:t xml:space="preserve"> </w:t>
+      </w:r>
+      <w:r>
+        <w:t xml:space="preserve">- Davies, D. L., and Bouldin, D. W. (1979). A cluster separation measure.</w:t>
+      </w:r>
+      <w:r>
+        <w:t xml:space="preserve"> </w:t>
+      </w:r>
+      <w:r>
+        <w:t xml:space="preserve">- Zhao, Y., and Karypis, G. (2001). Criterion functions for document clustering.</w:t>
       </w:r>
     </w:p>
     <w:sectPr>

--- a/examples/clustering/doc/02-medoid-pam.docx
+++ b/examples/clustering/doc/02-medoid-pam.docx
@@ -738,7 +738,13 @@
         <w:rPr>
           <w:rStyle w:val="NormalTok"/>
         </w:rPr>
-        <w:t xml:space="preserve"> </w:t>
+        <w:t xml:space="preserve"> daltoolbox</w:t>
+      </w:r>
+      <w:r>
+        <w:rPr>
+          <w:rStyle w:val="SpecialCharTok"/>
+        </w:rPr>
+        <w:t xml:space="preserve">::</w:t>
       </w:r>
       <w:r>
         <w:rPr>
@@ -771,7 +777,13 @@
         <w:rPr>
           <w:rStyle w:val="NormalTok"/>
         </w:rPr>
-        <w:t xml:space="preserve"> </w:t>
+        <w:t xml:space="preserve"> daltoolbox</w:t>
+      </w:r>
+      <w:r>
+        <w:rPr>
+          <w:rStyle w:val="SpecialCharTok"/>
+        </w:rPr>
+        <w:t xml:space="preserve">::</w:t>
       </w:r>
       <w:r>
         <w:rPr>
@@ -858,7 +870,13 @@
         <w:rPr>
           <w:rStyle w:val="NormalTok"/>
         </w:rPr>
-        <w:t xml:space="preserve"> </w:t>
+        <w:t xml:space="preserve"> daltoolbox</w:t>
+      </w:r>
+      <w:r>
+        <w:rPr>
+          <w:rStyle w:val="SpecialCharTok"/>
+        </w:rPr>
+        <w:t xml:space="preserve">::</w:t>
       </w:r>
       <w:r>
         <w:rPr>
